--- a/data/templates/Purchase Order Template.docx
+++ b/data/templates/Purchase Order Template.docx
@@ -159,7 +159,7 @@
               <w:color w:val="000000"/>
               <w:sz w:val="24"/>
             </w:rPr>
-            <w:t>GAVIN LEAN</w:t>
+            <w:t>&lt;&lt;to.name&gt;&gt;</w:t>
           </w:r>
         </w:sdtContent>
       </w:sdt>
@@ -186,7 +186,7 @@
               <w:color w:val="000000"/>
               <w:sz w:val="24"/>
             </w:rPr>
-            <w:t>Advanced Roof Tiling</w:t>
+            <w:t>&lt;&lt;to.name&gt;&gt;</w:t>
           </w:r>
         </w:sdtContent>
       </w:sdt>
@@ -213,7 +213,7 @@
               <w:color w:val="000000"/>
               <w:sz w:val="24"/>
             </w:rPr>
-            <w:t>77 Fisher Street</w:t>
+            <w:t>&lt;&lt;to.address&gt;&gt;</w:t>
           </w:r>
         </w:sdtContent>
       </w:sdt>
@@ -240,7 +240,7 @@
               <w:color w:val="000000"/>
               <w:sz w:val="24"/>
             </w:rPr>
-            <w:t>OAK FLATS  NSW  2529</w:t>
+            <w:t> </w:t>
           </w:r>
         </w:sdtContent>
       </w:sdt>
@@ -300,7 +300,7 @@
               <w:color w:val="000080"/>
               <w:sz w:val="40"/>
             </w:rPr>
-            <w:t>S67864-SP-01</w:t>
+            <w:t>&lt;&lt;po_number&gt;&gt;</w:t>
           </w:r>
         </w:sdtContent>
       </w:sdt>
@@ -344,7 +344,7 @@
               <w:color w:val="000000"/>
               <w:sz w:val="20"/>
             </w:rPr>
-            <w:t>05-Aug-26</w:t>
+            <w:t>&lt;&lt;date&gt;&gt;</w:t>
           </w:r>
         </w:sdtContent>
       </w:sdt>
@@ -388,7 +388,7 @@
               <w:color w:val="000000"/>
               <w:sz w:val="24"/>
             </w:rPr>
-            <w:t>LYTHGO</w:t>
+            <w:t>&lt;&lt;client.name&gt;&gt;</w:t>
           </w:r>
         </w:sdtContent>
       </w:sdt>
@@ -415,7 +415,7 @@
               <w:color w:val="000000"/>
               <w:sz w:val="24"/>
             </w:rPr>
-            <w:t>13 BROWNLEE ST</w:t>
+            <w:t>&lt;&lt;client.address_line1&gt;&gt;</w:t>
           </w:r>
         </w:sdtContent>
       </w:sdt>
@@ -442,7 +442,7 @@
               <w:color w:val="000000"/>
               <w:sz w:val="24"/>
             </w:rPr>
-            <w:t>MANGERTON  NSW  2500</w:t>
+            <w:t>&lt;&lt;client.address_line2&gt;&gt;</w:t>
           </w:r>
         </w:sdtContent>
       </w:sdt>
@@ -486,7 +486,7 @@
               <w:color w:val="000000"/>
               <w:sz w:val="24"/>
             </w:rPr>
-            <w:t>02 4228 7682</w:t>
+            <w:t>&lt;&lt;client.home_phone&gt;&gt;</w:t>
           </w:r>
         </w:sdtContent>
       </w:sdt>
@@ -530,7 +530,7 @@
               <w:color w:val="000000"/>
               <w:sz w:val="24"/>
             </w:rPr>
-            <w:t>0467 675 960</w:t>
+            <w:t>&lt;&lt;client.mobile_phone&gt;&gt;</w:t>
           </w:r>
         </w:sdtContent>
       </w:sdt>
@@ -574,7 +574,7 @@
               <w:color w:val="000000"/>
               <w:sz w:val="24"/>
             </w:rPr>
-            <w:t xml:space="preserve"> </w:t>
+            <w:t xml:space="preserve">&lt;&lt;client.other_phone&gt;&gt;</w:t>
           </w:r>
         </w:sdtContent>
       </w:sdt>
@@ -618,7 +618,7 @@
               <w:color w:val="000000"/>
               <w:sz w:val="24"/>
             </w:rPr>
-            <w:t xml:space="preserve"> </w:t>
+            <w:t xml:space="preserve">&lt;&lt;client.email&gt;&gt;</w:t>
           </w:r>
         </w:sdtContent>
       </w:sdt>
@@ -662,7 +662,7 @@
               <w:color w:val="000000"/>
               <w:sz w:val="24"/>
             </w:rPr>
-            <w:t xml:space="preserve"> </w:t>
+            <w:t xml:space="preserve">&lt;&lt;tenant.name&gt;&gt;</w:t>
           </w:r>
         </w:sdtContent>
       </w:sdt>
@@ -706,7 +706,7 @@
               <w:color w:val="000000"/>
               <w:sz w:val="24"/>
             </w:rPr>
-            <w:t xml:space="preserve"> </w:t>
+            <w:t xml:space="preserve">&lt;&lt;tenant.home_phone&gt;&gt;</w:t>
           </w:r>
         </w:sdtContent>
       </w:sdt>
@@ -750,7 +750,7 @@
               <w:color w:val="000000"/>
               <w:sz w:val="24"/>
             </w:rPr>
-            <w:t xml:space="preserve"> </w:t>
+            <w:t xml:space="preserve">&lt;&lt;tenant.mobile_phone&gt;&gt;</w:t>
           </w:r>
         </w:sdtContent>
       </w:sdt>
@@ -794,7 +794,7 @@
               <w:color w:val="000000"/>
               <w:sz w:val="24"/>
             </w:rPr>
-            <w:t xml:space="preserve"> </w:t>
+            <w:t xml:space="preserve">&lt;&lt;tenant.other_phone&gt;&gt;</w:t>
           </w:r>
         </w:sdtContent>
       </w:sdt>
@@ -929,8 +929,17 @@
       </w:pPr>
     </w:p>
     <w:p>
-      <w:pPr>
-        <w:framePr w:w="1600" w:h="220" w:hRule="exact" w:wrap="none" w:vAnchor="page" w:hAnchor="page" w:x="1452" w:y="7701"/>
+      <w:r>
+        <w:t xml:space="preserve">&lt;&lt;FOR group IN groups&gt;&gt;</w:t>
+      </w:r>
+    </w:p>
+    <w:p>
+      <w:r>
+        <w:t xml:space="preserve">&lt;&lt;FOR scope IN $group.scopes&gt;&gt;</w:t>
+      </w:r>
+    </w:p>
+    <w:p>
+      <w:pPr>
         <w:spacing w:line="240" w:lineRule="auto"/>
         <w:rPr>
           <w:rFonts w:hint="eastAsia"/>
@@ -950,14 +959,18 @@
               <w:color w:val="000000"/>
               <w:sz w:val="16"/>
             </w:rPr>
-            <w:t>ROOF</w:t>
+            <w:t>&lt;&lt;$scope.name&gt;&gt;</w:t>
           </w:r>
         </w:sdtContent>
       </w:sdt>
     </w:p>
     <w:p>
-      <w:pPr>
-        <w:framePr w:w="7800" w:h="220" w:hRule="exact" w:wrap="none" w:vAnchor="page" w:hAnchor="page" w:x="1452" w:y="8003"/>
+      <w:r>
+        <w:t xml:space="preserve">&lt;&lt;FOR item IN $scope.items&gt;&gt;</w:t>
+      </w:r>
+    </w:p>
+    <w:p>
+      <w:pPr>
         <w:spacing w:line="240" w:lineRule="auto"/>
         <w:rPr>
           <w:rFonts w:hint="eastAsia"/>
@@ -977,14 +990,13 @@
               <w:color w:val="000000"/>
               <w:sz w:val="16"/>
             </w:rPr>
-            <w:t>FULL ROOF REPORT. INSURED CONCERENDED ABOUT BROKEN TILES ON MAIN TILED ROOF.</w:t>
+            <w:t>&lt;&lt;$item.description&gt;&gt;</w:t>
           </w:r>
         </w:sdtContent>
       </w:sdt>
     </w:p>
     <w:p>
       <w:pPr>
-        <w:framePr w:w="320" w:h="220" w:hRule="exact" w:wrap="none" w:vAnchor="page" w:hAnchor="page" w:x="8200" w:y="8003"/>
         <w:spacing w:line="240" w:lineRule="auto"/>
         <w:jc w:val="center"/>
         <w:rPr>
@@ -1005,14 +1017,13 @@
               <w:color w:val="000000"/>
               <w:sz w:val="16"/>
             </w:rPr>
-            <w:t>1</w:t>
+            <w:t>&lt;&lt;$item.quantity&gt;&gt;</w:t>
           </w:r>
         </w:sdtContent>
       </w:sdt>
     </w:p>
     <w:p>
       <w:pPr>
-        <w:framePr w:w="460" w:h="220" w:hRule="exact" w:wrap="none" w:vAnchor="page" w:hAnchor="page" w:x="8760" w:y="8003"/>
         <w:spacing w:line="240" w:lineRule="auto"/>
         <w:jc w:val="center"/>
         <w:rPr>
@@ -1033,14 +1044,13 @@
               <w:color w:val="000000"/>
               <w:sz w:val="16"/>
             </w:rPr>
-            <w:t>Item</w:t>
+            <w:t>&lt;&lt;$item.category&gt;&gt;</w:t>
           </w:r>
         </w:sdtContent>
       </w:sdt>
     </w:p>
     <w:p>
       <w:pPr>
-        <w:framePr w:w="700" w:h="220" w:hRule="exact" w:wrap="none" w:vAnchor="page" w:hAnchor="page" w:x="9780" w:y="8003"/>
         <w:spacing w:line="240" w:lineRule="auto"/>
         <w:jc w:val="right"/>
         <w:rPr>
@@ -1061,14 +1071,13 @@
               <w:color w:val="000000"/>
               <w:sz w:val="16"/>
             </w:rPr>
-            <w:t xml:space="preserve"> </w:t>
+            <w:t xml:space="preserve">&lt;&lt;$item.unit_cost&gt;&gt;</w:t>
           </w:r>
         </w:sdtContent>
       </w:sdt>
     </w:p>
     <w:p>
       <w:pPr>
-        <w:framePr w:w="680" w:h="220" w:hRule="exact" w:wrap="none" w:vAnchor="page" w:hAnchor="page" w:x="10800" w:y="8003"/>
         <w:spacing w:line="240" w:lineRule="auto"/>
         <w:jc w:val="right"/>
         <w:rPr>
@@ -1089,299 +1098,100 @@
               <w:color w:val="000000"/>
               <w:sz w:val="16"/>
             </w:rPr>
-            <w:t xml:space="preserve"> </w:t>
+            <w:t xml:space="preserve">&lt;&lt;$item.total&gt;&gt;</w:t>
           </w:r>
         </w:sdtContent>
       </w:sdt>
     </w:p>
     <w:p>
-      <w:pPr>
-        <w:framePr w:w="7800" w:h="220" w:hRule="exact" w:wrap="none" w:vAnchor="page" w:hAnchor="page" w:x="1452" w:y="8305"/>
-        <w:spacing w:line="240" w:lineRule="auto"/>
-        <w:rPr>
-          <w:rFonts w:hint="eastAsia"/>
-        </w:rPr>
-      </w:pPr>
-      <w:sdt>
-        <w:sdtPr>
-          <w:alias w:val="Item 2 Description"/>
-          <w:tag w:val="ITEM_2_DESCRIPTION"/>
-          <w:id w:val="1768345304"/>
-          <w:text/>
-        </w:sdtPr>
-        <w:sdtContent>
-          <w:r>
-            <w:rPr>
-              <w:rFonts w:eastAsia="Franklin Gothic Medium Cond" w:cs="Franklin Gothic Medium Cond"/>
-              <w:color w:val="000000"/>
-              <w:sz w:val="16"/>
-            </w:rPr>
-            <w:t>I INSPECTED ROOF SPACE BUT FOUND NO EVIDENCE FROM INSIDE OF BROKEN ROOF TILES</w:t>
-          </w:r>
-        </w:sdtContent>
-      </w:sdt>
+      <w:r>
+        <w:t xml:space="preserve">&lt;&lt;END-FOR item&gt;&gt;</w:t>
+      </w:r>
     </w:p>
     <w:p>
-      <w:pPr>
-        <w:framePr w:w="320" w:h="220" w:hRule="exact" w:wrap="none" w:vAnchor="page" w:hAnchor="page" w:x="8200" w:y="8305"/>
-        <w:spacing w:line="240" w:lineRule="auto"/>
-        <w:jc w:val="center"/>
-        <w:rPr>
-          <w:rFonts w:hint="eastAsia"/>
-        </w:rPr>
-      </w:pPr>
-      <w:sdt>
-        <w:sdtPr>
-          <w:alias w:val="Item 2 Quantity"/>
-          <w:tag w:val="ITEM_2_QUANTITY"/>
-          <w:id w:val="-1484769237"/>
-          <w:text/>
-        </w:sdtPr>
-        <w:sdtContent>
-          <w:r>
-            <w:rPr>
-              <w:rFonts w:eastAsia="Franklin Gothic Medium Cond" w:cs="Franklin Gothic Medium Cond"/>
-              <w:color w:val="000000"/>
-              <w:sz w:val="16"/>
-            </w:rPr>
-            <w:t>1</w:t>
-          </w:r>
-        </w:sdtContent>
-      </w:sdt>
+      <w:r>
+        <w:t xml:space="preserve">&lt;&lt;FOR combo IN $scope.combos&gt;&gt;</w:t>
+      </w:r>
     </w:p>
     <w:p>
-      <w:pPr>
-        <w:framePr w:w="460" w:h="220" w:hRule="exact" w:wrap="none" w:vAnchor="page" w:hAnchor="page" w:x="8760" w:y="8305"/>
-        <w:spacing w:line="240" w:lineRule="auto"/>
-        <w:jc w:val="center"/>
-        <w:rPr>
-          <w:rFonts w:hint="eastAsia"/>
-        </w:rPr>
-      </w:pPr>
-      <w:sdt>
-        <w:sdtPr>
-          <w:alias w:val="Item 2 Unit"/>
-          <w:tag w:val="ITEM_2_UNIT"/>
-          <w:id w:val="526688057"/>
-          <w:text/>
-        </w:sdtPr>
-        <w:sdtContent>
-          <w:r>
-            <w:rPr>
-              <w:rFonts w:eastAsia="Franklin Gothic Medium Cond" w:cs="Franklin Gothic Medium Cond"/>
-              <w:color w:val="000000"/>
-              <w:sz w:val="16"/>
-            </w:rPr>
-            <w:t>Item</w:t>
-          </w:r>
-        </w:sdtContent>
-      </w:sdt>
+      <w:r>
+        <w:t xml:space="preserve">&lt;&lt;$combo.name&gt;&gt;</w:t>
+      </w:r>
     </w:p>
     <w:p>
-      <w:pPr>
-        <w:framePr w:w="700" w:h="220" w:hRule="exact" w:wrap="none" w:vAnchor="page" w:hAnchor="page" w:x="9780" w:y="8305"/>
-        <w:spacing w:line="240" w:lineRule="auto"/>
-        <w:jc w:val="right"/>
-        <w:rPr>
-          <w:rFonts w:hint="eastAsia"/>
-        </w:rPr>
-      </w:pPr>
-      <w:sdt>
-        <w:sdtPr>
-          <w:alias w:val="Item 2 Rate"/>
-          <w:tag w:val="ITEM_2_RATE"/>
-          <w:id w:val="-1632238977"/>
-          <w:text/>
-        </w:sdtPr>
-        <w:sdtContent>
-          <w:r>
-            <w:rPr>
-              <w:rFonts w:eastAsia="Franklin Gothic Medium Cond" w:cs="Franklin Gothic Medium Cond"/>
-              <w:color w:val="000000"/>
-              <w:sz w:val="16"/>
-            </w:rPr>
-            <w:t>$0.00</w:t>
-          </w:r>
-        </w:sdtContent>
-      </w:sdt>
+      <w:r>
+        <w:t xml:space="preserve">&lt;&lt;FOR item IN $combo.items&gt;&gt;</w:t>
+      </w:r>
     </w:p>
     <w:p>
-      <w:pPr>
-        <w:framePr w:w="680" w:h="220" w:hRule="exact" w:wrap="none" w:vAnchor="page" w:hAnchor="page" w:x="10800" w:y="8305"/>
-        <w:spacing w:line="240" w:lineRule="auto"/>
-        <w:jc w:val="right"/>
-        <w:rPr>
-          <w:rFonts w:hint="eastAsia"/>
-        </w:rPr>
-      </w:pPr>
-      <w:sdt>
-        <w:sdtPr>
-          <w:alias w:val="Item 2 Amount"/>
-          <w:tag w:val="ITEM_2_AMOUNT"/>
-          <w:id w:val="91057978"/>
-          <w:text/>
-        </w:sdtPr>
-        <w:sdtContent>
-          <w:r>
-            <w:rPr>
-              <w:rFonts w:eastAsia="Franklin Gothic Medium Cond" w:cs="Franklin Gothic Medium Cond"/>
-              <w:color w:val="000000"/>
-              <w:sz w:val="16"/>
-            </w:rPr>
-            <w:t>$0.00</w:t>
-          </w:r>
-        </w:sdtContent>
-      </w:sdt>
+      <w:r>
+        <w:t xml:space="preserve">&lt;&lt;$item.description&gt;&gt;	&lt;&lt;$item.quantity&gt;&gt;	&lt;&lt;$item.category&gt;&gt;	&lt;&lt;$item.unit_cost&gt;&gt;	&lt;&lt;$item.total&gt;&gt;</w:t>
+      </w:r>
     </w:p>
     <w:p>
-      <w:pPr>
-        <w:framePr w:w="7800" w:h="440" w:hRule="exact" w:wrap="none" w:vAnchor="page" w:hAnchor="page" w:x="1452" w:y="8607"/>
-        <w:spacing w:line="202" w:lineRule="exact"/>
-        <w:rPr>
-          <w:rFonts w:hint="eastAsia"/>
-        </w:rPr>
-      </w:pPr>
-      <w:sdt>
-        <w:sdtPr>
-          <w:alias w:val="Item 3 Description"/>
-          <w:tag w:val="ITEM_3_DESCRIPTION"/>
-          <w:id w:val="1897471227"/>
-          <w:text/>
-        </w:sdtPr>
-        <w:sdtContent>
-          <w:r>
-            <w:rPr>
-              <w:rFonts w:eastAsia="Franklin Gothic Medium Cond" w:cs="Franklin Gothic Medium Cond"/>
-              <w:color w:val="000000"/>
-              <w:sz w:val="16"/>
-            </w:rPr>
-            <w:t xml:space="preserve">I DID FIND STAINS ON CEILING BELOW METAL ROOF ADDITION, THERE IS AN AC UNIT ON TOP OF </w:t>
-          </w:r>
-          <w:r>
-            <w:br/>
-          </w:r>
-          <w:r>
-            <w:rPr>
-              <w:rFonts w:eastAsia="Franklin Gothic Medium Cond" w:cs="Franklin Gothic Medium Cond"/>
-              <w:color w:val="000000"/>
-              <w:sz w:val="16"/>
-            </w:rPr>
-            <w:t>THIS. PLEASE INSPECT THIS AREA TOO</w:t>
-          </w:r>
-        </w:sdtContent>
-      </w:sdt>
+      <w:r>
+        <w:t xml:space="preserve">&lt;&lt;END-FOR item&gt;&gt;</w:t>
+      </w:r>
     </w:p>
     <w:p>
-      <w:pPr>
-        <w:framePr w:w="320" w:h="220" w:hRule="exact" w:wrap="none" w:vAnchor="page" w:hAnchor="page" w:x="8200" w:y="8607"/>
-        <w:spacing w:line="240" w:lineRule="auto"/>
-        <w:jc w:val="center"/>
-        <w:rPr>
-          <w:rFonts w:hint="eastAsia"/>
-        </w:rPr>
-      </w:pPr>
-      <w:sdt>
-        <w:sdtPr>
-          <w:alias w:val="Item 3 Quantity"/>
-          <w:tag w:val="ITEM_3_QUANTITY"/>
-          <w:id w:val="467855223"/>
-          <w:text/>
-        </w:sdtPr>
-        <w:sdtContent>
-          <w:r>
-            <w:rPr>
-              <w:rFonts w:eastAsia="Franklin Gothic Medium Cond" w:cs="Franklin Gothic Medium Cond"/>
-              <w:color w:val="000000"/>
-              <w:sz w:val="16"/>
-            </w:rPr>
-            <w:t>1</w:t>
-          </w:r>
-        </w:sdtContent>
-      </w:sdt>
+      <w:r>
+        <w:t xml:space="preserve">&lt;&lt;END-FOR combo&gt;&gt;</w:t>
+      </w:r>
     </w:p>
     <w:p>
-      <w:pPr>
-        <w:framePr w:w="460" w:h="220" w:hRule="exact" w:wrap="none" w:vAnchor="page" w:hAnchor="page" w:x="8760" w:y="8607"/>
-        <w:spacing w:line="240" w:lineRule="auto"/>
-        <w:jc w:val="center"/>
-        <w:rPr>
-          <w:rFonts w:hint="eastAsia"/>
-        </w:rPr>
-      </w:pPr>
-      <w:sdt>
-        <w:sdtPr>
-          <w:alias w:val="Item 3 Unit"/>
-          <w:tag w:val="ITEM_3_UNIT"/>
-          <w:id w:val="978274622"/>
-          <w:text/>
-        </w:sdtPr>
-        <w:sdtContent>
-          <w:r>
-            <w:rPr>
-              <w:rFonts w:eastAsia="Franklin Gothic Medium Cond" w:cs="Franklin Gothic Medium Cond"/>
-              <w:color w:val="000000"/>
-              <w:sz w:val="16"/>
-            </w:rPr>
-            <w:t>Item</w:t>
-          </w:r>
-        </w:sdtContent>
-      </w:sdt>
+      <w:r>
+        <w:t xml:space="preserve">&lt;&lt;END-FOR scope&gt;&gt;</w:t>
+      </w:r>
     </w:p>
     <w:p>
-      <w:pPr>
-        <w:framePr w:w="700" w:h="220" w:hRule="exact" w:wrap="none" w:vAnchor="page" w:hAnchor="page" w:x="9780" w:y="8607"/>
-        <w:spacing w:line="240" w:lineRule="auto"/>
-        <w:jc w:val="right"/>
-        <w:rPr>
-          <w:rFonts w:hint="eastAsia"/>
-        </w:rPr>
-      </w:pPr>
-      <w:sdt>
-        <w:sdtPr>
-          <w:alias w:val="Item 3 Rate"/>
-          <w:tag w:val="ITEM_3_RATE"/>
-          <w:id w:val="607241436"/>
-          <w:text/>
-        </w:sdtPr>
-        <w:sdtContent>
-          <w:r>
-            <w:rPr>
-              <w:rFonts w:eastAsia="Franklin Gothic Medium Cond" w:cs="Franklin Gothic Medium Cond"/>
-              <w:color w:val="000000"/>
-              <w:sz w:val="16"/>
-            </w:rPr>
-            <w:t>$0.00</w:t>
-          </w:r>
-        </w:sdtContent>
-      </w:sdt>
+      <w:r>
+        <w:t xml:space="preserve">&lt;&lt;FOR item IN $group.items&gt;&gt;</w:t>
+      </w:r>
     </w:p>
     <w:p>
-      <w:pPr>
-        <w:framePr w:w="680" w:h="220" w:hRule="exact" w:wrap="none" w:vAnchor="page" w:hAnchor="page" w:x="10800" w:y="8607"/>
-        <w:spacing w:line="240" w:lineRule="auto"/>
-        <w:jc w:val="right"/>
-        <w:rPr>
-          <w:rFonts w:hint="eastAsia"/>
-        </w:rPr>
-      </w:pPr>
-      <w:sdt>
-        <w:sdtPr>
-          <w:alias w:val="Item 3 Amount"/>
-          <w:tag w:val="ITEM_3_AMOUNT"/>
-          <w:id w:val="-2013591568"/>
-          <w:text/>
-        </w:sdtPr>
-        <w:sdtContent>
-          <w:r>
-            <w:rPr>
-              <w:rFonts w:eastAsia="Franklin Gothic Medium Cond" w:cs="Franklin Gothic Medium Cond"/>
-              <w:color w:val="000000"/>
-              <w:sz w:val="16"/>
-            </w:rPr>
-            <w:t>$0.00</w:t>
-          </w:r>
-        </w:sdtContent>
-      </w:sdt>
+      <w:r>
+        <w:t xml:space="preserve">&lt;&lt;$item.description&gt;&gt;	&lt;&lt;$item.quantity&gt;&gt;	&lt;&lt;$item.category&gt;&gt;	&lt;&lt;$item.unit_cost&gt;&gt;	&lt;&lt;$item.total&gt;&gt;</w:t>
+      </w:r>
+    </w:p>
+    <w:p>
+      <w:r>
+        <w:t xml:space="preserve">&lt;&lt;END-FOR item&gt;&gt;</w:t>
+      </w:r>
+    </w:p>
+    <w:p>
+      <w:r>
+        <w:t xml:space="preserve">&lt;&lt;FOR combo IN $group.combos&gt;&gt;</w:t>
+      </w:r>
+    </w:p>
+    <w:p>
+      <w:r>
+        <w:t xml:space="preserve">&lt;&lt;$combo.name&gt;&gt;</w:t>
+      </w:r>
+    </w:p>
+    <w:p>
+      <w:r>
+        <w:t xml:space="preserve">&lt;&lt;FOR item IN $combo.items&gt;&gt;</w:t>
+      </w:r>
+    </w:p>
+    <w:p>
+      <w:r>
+        <w:t xml:space="preserve">&lt;&lt;$item.description&gt;&gt;	&lt;&lt;$item.quantity&gt;&gt;	&lt;&lt;$item.category&gt;&gt;	&lt;&lt;$item.unit_cost&gt;&gt;	&lt;&lt;$item.total&gt;&gt;</w:t>
+      </w:r>
+    </w:p>
+    <w:p>
+      <w:r>
+        <w:t xml:space="preserve">&lt;&lt;END-FOR item&gt;&gt;</w:t>
+      </w:r>
+    </w:p>
+    <w:p>
+      <w:r>
+        <w:t xml:space="preserve">&lt;&lt;END-FOR combo&gt;&gt;</w:t>
+      </w:r>
+    </w:p>
+    <w:p>
+      <w:r>
+        <w:t xml:space="preserve">&lt;&lt;END-FOR group&gt;&gt;</w:t>
+      </w:r>
     </w:p>
     <w:p>
       <w:pPr>
@@ -1486,7 +1296,7 @@
               <w:color w:val="000000"/>
               <w:sz w:val="20"/>
             </w:rPr>
-            <w:t>$0.00</w:t>
+            <w:t> </w:t>
           </w:r>
         </w:sdtContent>
       </w:sdt>
@@ -1514,7 +1324,7 @@
               <w:color w:val="000000"/>
               <w:sz w:val="20"/>
             </w:rPr>
-            <w:t>$0.00</w:t>
+            <w:t> </w:t>
           </w:r>
         </w:sdtContent>
       </w:sdt>
@@ -1542,7 +1352,7 @@
               <w:color w:val="000000"/>
               <w:sz w:val="20"/>
             </w:rPr>
-            <w:t>$0.00</w:t>
+            <w:t>&lt;&lt;total&gt;&gt;</w:t>
           </w:r>
         </w:sdtContent>
       </w:sdt>
